--- a/manuscript/highlights_ecological_informatics.docx
+++ b/manuscript/highlights_ecological_informatics.docx
@@ -6,44 +6,45 @@
       <w:r>
         <w:rPr>
           <w:rFonts w:ascii="Times New Roman" w:hAnsi="Times New Roman"/>
+          <w:sz w:val="24"/>
         </w:rPr>
-        <w:t>A shared-grid ecological informatics workflow aligns MODIS vegetation stress with ERA5-Land climate data (2000-2025).</w:t>
+        <w:t>MODIS and ERA5-Land are aligned in a shared-grid workflow.</w:t>
       </w:r>
     </w:p>
-    <w:p/>
     <w:p>
       <w:r>
         <w:rPr>
           <w:rFonts w:ascii="Times New Roman" w:hAnsi="Times New Roman"/>
+          <w:sz w:val="24"/>
         </w:rPr>
-        <w:t>Soil moisture and VPD dominate 16-32 day climate precursor signals across Australia.</w:t>
+        <w:t>Soil moisture and VPD dominate 16-32 day precursor signals.</w:t>
       </w:r>
     </w:p>
-    <w:p/>
     <w:p>
       <w:r>
         <w:rPr>
           <w:rFonts w:ascii="Times New Roman" w:hAnsi="Times New Roman"/>
+          <w:sz w:val="24"/>
         </w:rPr>
-        <w:t>XGBoost improves stress-event detection but climate-only models retain false-alarm ratios above 0.80.</w:t>
+        <w:t>XGBoost improves detection but false alarms remain high.</w:t>
       </w:r>
     </w:p>
-    <w:p/>
     <w:p>
       <w:r>
         <w:rPr>
           <w:rFonts w:ascii="Times New Roman" w:hAnsi="Times New Roman"/>
+          <w:sz w:val="24"/>
         </w:rPr>
-        <w:t>Persistence baseline (F1=0.660) outperforms all climate-only predictors, demonstrating the need for vegetation-memory features.</w:t>
+        <w:t>Persistence outperforms climate-only predictors in precision.</w:t>
       </w:r>
     </w:p>
-    <w:p/>
     <w:p>
       <w:r>
         <w:rPr>
           <w:rFonts w:ascii="Times New Roman" w:hAnsi="Times New Roman"/>
+          <w:sz w:val="24"/>
         </w:rPr>
-        <w:t>The full pipeline is reproducible through GEE, Python, GitHub and Zenodo.</w:t>
+        <w:t>The pipeline is reproducible via GEE, Python, GitHub and Zenodo.</w:t>
       </w:r>
     </w:p>
     <w:sectPr>
